--- a/SportIQ-Local-Setup.docx
+++ b/SportIQ-Local-Setup.docx
@@ -2336,6 +2336,38 @@
           </w:p>
         </w:tc>
       </w:tr>
+      <w:tr>
+        <w:tc>
+          <w:tcPr>
+            <w:tcW w:type="dxa" w:w="2880"/>
+          </w:tcPr>
+          <w:p>
+            <w:r>
+              <w:t>Tests error en masse, API returns 500, or a script cannot reach the DB — yet Docker says the containers are healthy</w:t>
+            </w:r>
+          </w:p>
+        </w:tc>
+        <w:tc>
+          <w:tcPr>
+            <w:tcW w:type="dxa" w:w="2736"/>
+          </w:tcPr>
+          <w:p>
+            <w:r>
+              <w:t>On Windows "localhost" resolves to IPv6 ::1 first, but Docker Desktop's port proxy binds IPv4 only, so the connection is refused. Nothing in the error mentions DNS.</w:t>
+            </w:r>
+          </w:p>
+        </w:tc>
+        <w:tc>
+          <w:tcPr>
+            <w:tcW w:type="dxa" w:w="3456"/>
+          </w:tcPr>
+          <w:p>
+            <w:r>
+              <w:t>Use 127.0.0.1, never localhost, in backend\.env (DATABASE_URL and REDIS_URL). Both .env.example and docker-compose.yml already pin it. To confirm this is the cause, compare a connection to 127.0.0.1:5432 against localhost:5432 — the first replies, the second resets.</w:t>
+            </w:r>
+          </w:p>
+        </w:tc>
+      </w:tr>
     </w:tbl>
     <w:p>
       <w:pPr>
